--- a/SEVEN-G/docx/en/plantillas/P01_SEVEN-G_Carta_de_la_iniciativa.docx
+++ b/SEVEN-G/docx/en/plantillas/P01_SEVEN-G_Carta_de_la_iniciativa.docx
@@ -136,7 +136,7 @@
               <w:pStyle w:val="Celda"/>
             </w:pPr>
             <w:r>
-              <w:t xml:space="preserve">Fernando García · SEACHAD</w:t>
+              <w:t xml:space="preserve">Fernando García Varela</w:t>
             </w:r>
           </w:p>
         </w:tc>
@@ -200,7 +200,7 @@
         <w:t xml:space="preserve">Each organisation that uses SEVEN-G is solely responsible for identifying the regulation that applies to it, verifying that it is current and certifying its own regulatory compliance</w:t>
       </w:r>
       <w:r>
-        <w:t xml:space="preserve">, with the appropriate qualified advice. The author and SEACHAD accept no liability for any use made of this content or for any decisions taken on the basis of it. The data, figures, companies and cases in the examples are fictitious or illustrative.</w:t>
+        <w:t xml:space="preserve">, with the appropriate qualified advice. The author accepts no liability for any use made of this content or for any decisions taken on the basis of it. The data, figures, companies and cases in the examples are fictitious or illustrative.</w:t>
       </w:r>
     </w:p>
     <w:p>
@@ -5078,7 +5078,7 @@
       <w:pStyle w:val="Pie"/>
     </w:pPr>
     <w:r>
-      <w:t xml:space="preserve">SEVEN-G · Template P01 · Initiative charter · CC BY 4.0 · Fernando García · SEACHAD · Generated from the Markdown source: do not edit the template, fill in a copy.</w:t>
+      <w:t xml:space="preserve">SEVEN-G · Template P01 · Initiative charter · CC BY 4.0 · Fernando García Varela · Generated from the Markdown source: do not edit the template, fill in a copy.</w:t>
     </w:r>
     <w:r>
       <w:rPr>

--- a/SEVEN-G/docx/en/plantillas/P01_SEVEN-G_Carta_de_la_iniciativa.docx
+++ b/SEVEN-G/docx/en/plantillas/P01_SEVEN-G_Carta_de_la_iniciativa.docx
@@ -200,7 +200,7 @@
         <w:t xml:space="preserve">Each organisation that uses SEVEN-G is solely responsible for identifying the regulation that applies to it, verifying that it is current and certifying its own regulatory compliance</w:t>
       </w:r>
       <w:r>
-        <w:t xml:space="preserve">, with the appropriate qualified advice. The author accepts no liability for any use made of this content or for any decisions taken on the basis of it. The data, figures, companies and cases in the examples are fictitious or illustrative.</w:t>
+        <w:t xml:space="preserve">, with the appropriate qualified advice. This methodology is a generic, free aid shared with the community so that nobody has to start from scratch; each person or organisation can and should adapt it to its own use. It must not be inferred that its legally sensitive parts have been reviewed by legal counsel: those reviews, for each company or sector, are the ultimate responsibility of the company, consultant or organisation that uses it. Although every effort is made to keep it up to date, some regulation may have changed without being reflected here. To the fullest extent permitted by law, the author accepts no responsibility whatsoever for the effects of its application in any organisation or for its full applicability. The methodology does not grant certification of any kind. The author accepts no liability for any use made of this content or for any decisions taken on the basis of it. The data, figures, companies and cases in the examples are fictitious or illustrative.</w:t>
       </w:r>
     </w:p>
     <w:p>

--- a/SEVEN-G/docx/en/plantillas/P01_SEVEN-G_Carta_de_la_iniciativa.docx
+++ b/SEVEN-G/docx/en/plantillas/P01_SEVEN-G_Carta_de_la_iniciativa.docx
@@ -80,7 +80,7 @@
               <w:pStyle w:val="Celda"/>
             </w:pPr>
             <w:r>
-              <w:t xml:space="preserve">0.1 (working draft)</w:t>
+              <w:t xml:space="preserve">0.2 (working draft)</w:t>
             </w:r>
           </w:p>
         </w:tc>
@@ -108,7 +108,7 @@
               <w:pStyle w:val="Celda"/>
             </w:pPr>
             <w:r>
-              <w:t xml:space="preserve">16-09-2026</w:t>
+              <w:t xml:space="preserve">01-10-2026</w:t>
             </w:r>
           </w:p>
         </w:tc>
@@ -3109,7 +3109,7 @@
               <w:pStyle w:val="Celda"/>
             </w:pPr>
             <w:r>
-              <w:t xml:space="preserve">Lite · Enterprise, with the criterion that determines it (P04).</w:t>
+              <w:t xml:space="preserve">Express · Lite · Enterprise, with the criterion or eligibility that determines it (P04). If Express, section 14 is also completed.</w:t>
             </w:r>
           </w:p>
         </w:tc>
@@ -4794,15 +4794,12 @@
         <w:pStyle w:val="Heading1"/>
       </w:pPr>
       <w:r>
-        <w:t xml:space="preserve">14. Version control</w:t>
+        <w:t xml:space="preserve">14. Living record (Express intensity only)</w:t>
       </w:r>
     </w:p>
     <w:p>
       <w:r>
-        <w:rPr>
-          <w:b/>
-        </w:rPr>
-        <w:t xml:space="preserve">Completed document</w:t>
+        <w:t xml:space="preserve">In an Express initiative (01 §9.4) this section replaces the templates of phases 0 to 5: it is filled in stages and updated at each gate, and the evidence the company already has is referenced instead of copied (21 §4.3). Each row indicates the criteria of the reduced list (21 §2.5) for which it provides evidence. At Lite and Enterprise this section is not used.</w:t>
       </w:r>
     </w:p>
     <w:tbl>
@@ -4835,6 +4832,646 @@
               <w:rPr>
                 <w:b/>
               </w:rPr>
+              <w:t xml:space="preserve">Block</w:t>
+            </w:r>
+          </w:p>
+        </w:tc>
+        <w:tc>
+          <w:tcPr>
+            <w:tcW w:w="2410" w:type="dxa"/>
+            <w:shd w:val="clear" w:color="auto" w:fill="F2DFCE"/>
+          </w:tcPr>
+          <w:p>
+            <w:pPr>
+              <w:pStyle w:val="Celda"/>
+            </w:pPr>
+            <w:r>
+              <w:rPr>
+                <w:b/>
+              </w:rPr>
+              <w:t xml:space="preserve">Minimum content</w:t>
+            </w:r>
+          </w:p>
+        </w:tc>
+        <w:tc>
+          <w:tcPr>
+            <w:tcW w:w="2410" w:type="dxa"/>
+            <w:shd w:val="clear" w:color="auto" w:fill="F2DFCE"/>
+          </w:tcPr>
+          <w:p>
+            <w:pPr>
+              <w:pStyle w:val="Celda"/>
+            </w:pPr>
+            <w:r>
+              <w:rPr>
+                <w:b/>
+              </w:rPr>
+              <w:t xml:space="preserve">Criteria</w:t>
+            </w:r>
+          </w:p>
+        </w:tc>
+        <w:tc>
+          <w:tcPr>
+            <w:tcW w:w="2410" w:type="dxa"/>
+            <w:shd w:val="clear" w:color="auto" w:fill="F2DFCE"/>
+          </w:tcPr>
+          <w:p>
+            <w:pPr>
+              <w:pStyle w:val="Celda"/>
+            </w:pPr>
+            <w:r>
+              <w:rPr>
+                <w:b/>
+              </w:rPr>
+              <w:t xml:space="preserve">Completed at</w:t>
+            </w:r>
+          </w:p>
+        </w:tc>
+      </w:tr>
+      <w:tr>
+        <w:tc>
+          <w:tcPr>
+            <w:tcW w:w="2410" w:type="dxa"/>
+          </w:tcPr>
+          <w:p>
+            <w:pPr>
+              <w:pStyle w:val="Celda"/>
+            </w:pPr>
+            <w:r>
+              <w:rPr>
+                <w:b/>
+              </w:rPr>
+              <w:t xml:space="preserve">Context and opportunity</w:t>
+            </w:r>
+          </w:p>
+        </w:tc>
+        <w:tc>
+          <w:tcPr>
+            <w:tcW w:w="2410" w:type="dxa"/>
+          </w:tcPr>
+          <w:p>
+            <w:pPr>
+              <w:pStyle w:val="Celda"/>
+            </w:pPr>
+            <w:r>
+              <w:t xml:space="preserve">Business problem, process affected, non-AI alternative and why AI adds something; screening for prohibited practices.</w:t>
+            </w:r>
+          </w:p>
+        </w:tc>
+        <w:tc>
+          <w:tcPr>
+            <w:tcW w:w="2410" w:type="dxa"/>
+          </w:tcPr>
+          <w:p>
+            <w:pPr>
+              <w:pStyle w:val="Celda"/>
+            </w:pPr>
+            <w:r>
+              <w:t xml:space="preserve">G0.01, G0.04, G1.01, G1.03, G1.07</w:t>
+            </w:r>
+          </w:p>
+        </w:tc>
+        <w:tc>
+          <w:tcPr>
+            <w:tcW w:w="2410" w:type="dxa"/>
+          </w:tcPr>
+          <w:p>
+            <w:pPr>
+              <w:pStyle w:val="Celda"/>
+            </w:pPr>
+            <w:r>
+              <w:t xml:space="preserve">Entry (G0–G2)</w:t>
+            </w:r>
+          </w:p>
+        </w:tc>
+      </w:tr>
+      <w:tr>
+        <w:tc>
+          <w:tcPr>
+            <w:tcW w:w="2410" w:type="dxa"/>
+          </w:tcPr>
+          <w:p>
+            <w:pPr>
+              <w:pStyle w:val="Celda"/>
+            </w:pPr>
+            <w:r>
+              <w:rPr>
+                <w:b/>
+              </w:rPr>
+              <w:t xml:space="preserve">Express eligibility</w:t>
+            </w:r>
+          </w:p>
+        </w:tc>
+        <w:tc>
+          <w:tcPr>
+            <w:tcW w:w="2410" w:type="dxa"/>
+          </w:tcPr>
+          <w:p>
+            <w:pPr>
+              <w:pStyle w:val="Celda"/>
+            </w:pPr>
+            <w:r>
+              <w:t xml:space="preserve">The six conditions in P04 §5.1 answered "Yes" and who confirms them.</w:t>
+            </w:r>
+          </w:p>
+        </w:tc>
+        <w:tc>
+          <w:tcPr>
+            <w:tcW w:w="2410" w:type="dxa"/>
+          </w:tcPr>
+          <w:p>
+            <w:pPr>
+              <w:pStyle w:val="Celda"/>
+            </w:pPr>
+            <w:r>
+              <w:t xml:space="preserve">G0.07</w:t>
+            </w:r>
+          </w:p>
+        </w:tc>
+        <w:tc>
+          <w:tcPr>
+            <w:tcW w:w="2410" w:type="dxa"/>
+          </w:tcPr>
+          <w:p>
+            <w:pPr>
+              <w:pStyle w:val="Celda"/>
+            </w:pPr>
+            <w:r>
+              <w:t xml:space="preserve">Entry (G0–G2)</w:t>
+            </w:r>
+          </w:p>
+        </w:tc>
+      </w:tr>
+      <w:tr>
+        <w:tc>
+          <w:tcPr>
+            <w:tcW w:w="2410" w:type="dxa"/>
+          </w:tcPr>
+          <w:p>
+            <w:pPr>
+              <w:pStyle w:val="Celda"/>
+            </w:pPr>
+            <w:r>
+              <w:rPr>
+                <w:b/>
+              </w:rPr>
+              <w:t xml:space="preserve">Owners</w:t>
+            </w:r>
+          </w:p>
+        </w:tc>
+        <w:tc>
+          <w:tcPr>
+            <w:tcW w:w="2410" w:type="dxa"/>
+          </w:tcPr>
+          <w:p>
+            <w:pPr>
+              <w:pStyle w:val="Celda"/>
+            </w:pPr>
+            <w:r>
+              <w:t xml:space="preserve">Sponsor, product, technical and risk owners by name; incompatibilities checked.</w:t>
+            </w:r>
+          </w:p>
+        </w:tc>
+        <w:tc>
+          <w:tcPr>
+            <w:tcW w:w="2410" w:type="dxa"/>
+          </w:tcPr>
+          <w:p>
+            <w:pPr>
+              <w:pStyle w:val="Celda"/>
+            </w:pPr>
+            <w:r>
+              <w:t xml:space="preserve">G0.05, G0.06</w:t>
+            </w:r>
+          </w:p>
+        </w:tc>
+        <w:tc>
+          <w:tcPr>
+            <w:tcW w:w="2410" w:type="dxa"/>
+          </w:tcPr>
+          <w:p>
+            <w:pPr>
+              <w:pStyle w:val="Celda"/>
+            </w:pPr>
+            <w:r>
+              <w:t xml:space="preserve">Entry (G0–G2)</w:t>
+            </w:r>
+          </w:p>
+        </w:tc>
+      </w:tr>
+      <w:tr>
+        <w:tc>
+          <w:tcPr>
+            <w:tcW w:w="2410" w:type="dxa"/>
+          </w:tcPr>
+          <w:p>
+            <w:pPr>
+              <w:pStyle w:val="Celda"/>
+            </w:pPr>
+            <w:r>
+              <w:rPr>
+                <w:b/>
+              </w:rPr>
+              <w:t xml:space="preserve">Register and inventory</w:t>
+            </w:r>
+          </w:p>
+        </w:tc>
+        <w:tc>
+          <w:tcPr>
+            <w:tcW w:w="2410" w:type="dxa"/>
+          </w:tcPr>
+          <w:p>
+            <w:pPr>
+              <w:pStyle w:val="Celda"/>
+            </w:pPr>
+            <w:r>
+              <w:t xml:space="preserve">Code IA-YYYY-NNN and inventory record; no budget consumed before the decision.</w:t>
+            </w:r>
+          </w:p>
+        </w:tc>
+        <w:tc>
+          <w:tcPr>
+            <w:tcW w:w="2410" w:type="dxa"/>
+          </w:tcPr>
+          <w:p>
+            <w:pPr>
+              <w:pStyle w:val="Celda"/>
+            </w:pPr>
+            <w:r>
+              <w:t xml:space="preserve">G0.08, G0.09</w:t>
+            </w:r>
+          </w:p>
+        </w:tc>
+        <w:tc>
+          <w:tcPr>
+            <w:tcW w:w="2410" w:type="dxa"/>
+          </w:tcPr>
+          <w:p>
+            <w:pPr>
+              <w:pStyle w:val="Celda"/>
+            </w:pPr>
+            <w:r>
+              <w:t xml:space="preserve">Entry (G0–G2)</w:t>
+            </w:r>
+          </w:p>
+        </w:tc>
+      </w:tr>
+      <w:tr>
+        <w:tc>
+          <w:tcPr>
+            <w:tcW w:w="2410" w:type="dxa"/>
+          </w:tcPr>
+          <w:p>
+            <w:pPr>
+              <w:pStyle w:val="Celda"/>
+            </w:pPr>
+            <w:r>
+              <w:rPr>
+                <w:b/>
+              </w:rPr>
+              <w:t xml:space="preserve">Value hypothesis</w:t>
+            </w:r>
+          </w:p>
+        </w:tc>
+        <w:tc>
+          <w:tcPr>
+            <w:tcW w:w="2410" w:type="dxa"/>
+          </w:tcPr>
+          <w:p>
+            <w:pPr>
+              <w:pStyle w:val="Celda"/>
+            </w:pPr>
+            <w:r>
+              <w:t xml:space="preserve">What changes, in which metric, by how much and when; measured baseline; value with formula; stop criterion with threshold and date.</w:t>
+            </w:r>
+          </w:p>
+        </w:tc>
+        <w:tc>
+          <w:tcPr>
+            <w:tcW w:w="2410" w:type="dxa"/>
+          </w:tcPr>
+          <w:p>
+            <w:pPr>
+              <w:pStyle w:val="Celda"/>
+            </w:pPr>
+            <w:r>
+              <w:t xml:space="preserve">G2.01, G2.03, G2.04, G2.06, G2.08</w:t>
+            </w:r>
+          </w:p>
+        </w:tc>
+        <w:tc>
+          <w:tcPr>
+            <w:tcW w:w="2410" w:type="dxa"/>
+          </w:tcPr>
+          <w:p>
+            <w:pPr>
+              <w:pStyle w:val="Celda"/>
+            </w:pPr>
+            <w:r>
+              <w:t xml:space="preserve">Entry (G0–G2)</w:t>
+            </w:r>
+          </w:p>
+        </w:tc>
+      </w:tr>
+      <w:tr>
+        <w:tc>
+          <w:tcPr>
+            <w:tcW w:w="2410" w:type="dxa"/>
+          </w:tcPr>
+          <w:p>
+            <w:pPr>
+              <w:pStyle w:val="Celda"/>
+            </w:pPr>
+            <w:r>
+              <w:rPr>
+                <w:b/>
+              </w:rPr>
+              <w:t xml:space="preserve">Risk and compliance</w:t>
+            </w:r>
+          </w:p>
+        </w:tc>
+        <w:tc>
+          <w:tcPr>
+            <w:tcW w:w="2410" w:type="dxa"/>
+          </w:tcPr>
+          <w:p>
+            <w:pPr>
+              <w:pStyle w:val="Celda"/>
+            </w:pPr>
+            <w:r>
+              <w:t xml:space="preserve">Regulatory classification, legal basis if there is personal data, risks assessed with the scale in document 33 (in T06) and plan for High risks; [GEN] generative AI risks and autonomy; [TER] minimum clauses with the supplier.</w:t>
+            </w:r>
+          </w:p>
+        </w:tc>
+        <w:tc>
+          <w:tcPr>
+            <w:tcW w:w="2410" w:type="dxa"/>
+          </w:tcPr>
+          <w:p>
+            <w:pPr>
+              <w:pStyle w:val="Celda"/>
+            </w:pPr>
+            <w:r>
+              <w:t xml:space="preserve">G3.03, G3.06–G3.09, G3.11–G3.13 and the "Yes ◆" criteria of [GEN] and [TER]</w:t>
+            </w:r>
+          </w:p>
+        </w:tc>
+        <w:tc>
+          <w:tcPr>
+            <w:tcW w:w="2410" w:type="dxa"/>
+          </w:tcPr>
+          <w:p>
+            <w:pPr>
+              <w:pStyle w:val="Celda"/>
+            </w:pPr>
+            <w:r>
+              <w:t xml:space="preserve">G3</w:t>
+            </w:r>
+          </w:p>
+        </w:tc>
+      </w:tr>
+      <w:tr>
+        <w:tc>
+          <w:tcPr>
+            <w:tcW w:w="2410" w:type="dxa"/>
+          </w:tcPr>
+          <w:p>
+            <w:pPr>
+              <w:pStyle w:val="Celda"/>
+            </w:pPr>
+            <w:r>
+              <w:rPr>
+                <w:b/>
+              </w:rPr>
+              <w:t xml:space="preserve">Minimum design and testing</w:t>
+            </w:r>
+          </w:p>
+        </w:tc>
+        <w:tc>
+          <w:tcPr>
+            <w:tcW w:w="2410" w:type="dxa"/>
+          </w:tcPr>
+          <w:p>
+            <w:pPr>
+              <w:pStyle w:val="Celda"/>
+            </w:pPr>
+            <w:r>
+              <w:t xml:space="preserve">Human oversight, transparency, security and traceability; test results and robustness tests; [GEN] evaluation and defences.</w:t>
+            </w:r>
+          </w:p>
+        </w:tc>
+        <w:tc>
+          <w:tcPr>
+            <w:tcW w:w="2410" w:type="dxa"/>
+          </w:tcPr>
+          <w:p>
+            <w:pPr>
+              <w:pStyle w:val="Celda"/>
+            </w:pPr>
+            <w:r>
+              <w:t xml:space="preserve">The "Yes ◆" criteria of G4 and G5</w:t>
+            </w:r>
+          </w:p>
+        </w:tc>
+        <w:tc>
+          <w:tcPr>
+            <w:tcW w:w="2410" w:type="dxa"/>
+          </w:tcPr>
+          <w:p>
+            <w:pPr>
+              <w:pStyle w:val="Celda"/>
+            </w:pPr>
+            <w:r>
+              <w:t xml:space="preserve">Go-live (G4–G5)</w:t>
+            </w:r>
+          </w:p>
+        </w:tc>
+      </w:tr>
+      <w:tr>
+        <w:tc>
+          <w:tcPr>
+            <w:tcW w:w="2410" w:type="dxa"/>
+          </w:tcPr>
+          <w:p>
+            <w:pPr>
+              <w:pStyle w:val="Celda"/>
+            </w:pPr>
+            <w:r>
+              <w:rPr>
+                <w:b/>
+              </w:rPr>
+              <w:t xml:space="preserve">Rollback and operation</w:t>
+            </w:r>
+          </w:p>
+        </w:tc>
+        <w:tc>
+          <w:tcPr>
+            <w:tcW w:w="2410" w:type="dxa"/>
+          </w:tcPr>
+          <w:p>
+            <w:pPr>
+              <w:pStyle w:val="Celda"/>
+            </w:pPr>
+            <w:r>
+              <w:t xml:space="preserve">Stop mechanism, rollback plan tested with its actual time, incident plan and literacy of those who use the system.</w:t>
+            </w:r>
+          </w:p>
+        </w:tc>
+        <w:tc>
+          <w:tcPr>
+            <w:tcW w:w="2410" w:type="dxa"/>
+          </w:tcPr>
+          <w:p>
+            <w:pPr>
+              <w:pStyle w:val="Celda"/>
+            </w:pPr>
+            <w:r>
+              <w:t xml:space="preserve">G4.09, G5.11, G5.17, G5.19</w:t>
+            </w:r>
+          </w:p>
+        </w:tc>
+        <w:tc>
+          <w:tcPr>
+            <w:tcW w:w="2410" w:type="dxa"/>
+          </w:tcPr>
+          <w:p>
+            <w:pPr>
+              <w:pStyle w:val="Celda"/>
+            </w:pPr>
+            <w:r>
+              <w:t xml:space="preserve">Go-live (G4–G5)</w:t>
+            </w:r>
+          </w:p>
+        </w:tc>
+      </w:tr>
+      <w:tr>
+        <w:tc>
+          <w:tcPr>
+            <w:tcW w:w="2410" w:type="dxa"/>
+          </w:tcPr>
+          <w:p>
+            <w:pPr>
+              <w:pStyle w:val="Celda"/>
+            </w:pPr>
+            <w:r>
+              <w:rPr>
+                <w:b/>
+              </w:rPr>
+              <w:t xml:space="preserve">Approval</w:t>
+            </w:r>
+          </w:p>
+        </w:tc>
+        <w:tc>
+          <w:tcPr>
+            <w:tcW w:w="2410" w:type="dxa"/>
+          </w:tcPr>
+          <w:p>
+            <w:pPr>
+              <w:pStyle w:val="Celda"/>
+            </w:pPr>
+            <w:r>
+              <w:t xml:space="preserve">Date and decision of each gate with risk clearance at G3, G4 and G5 (in T01).</w:t>
+            </w:r>
+          </w:p>
+        </w:tc>
+        <w:tc>
+          <w:tcPr>
+            <w:tcW w:w="2410" w:type="dxa"/>
+          </w:tcPr>
+          <w:p>
+            <w:pPr>
+              <w:pStyle w:val="Celda"/>
+            </w:pPr>
+            <w:r>
+              <w:t xml:space="preserve">G5.22, G5.23</w:t>
+            </w:r>
+          </w:p>
+        </w:tc>
+        <w:tc>
+          <w:tcPr>
+            <w:tcW w:w="2410" w:type="dxa"/>
+          </w:tcPr>
+          <w:p>
+            <w:pPr>
+              <w:pStyle w:val="Celda"/>
+            </w:pPr>
+            <w:r>
+              <w:t xml:space="preserve">Each gate</w:t>
+            </w:r>
+          </w:p>
+        </w:tc>
+      </w:tr>
+    </w:tbl>
+    <w:p>
+      <w:pPr>
+        <w:pStyle w:val="Espacio"/>
+      </w:pPr>
+    </w:p>
+    <w:p>
+      <w:pPr>
+        <w:pStyle w:val="Cita"/>
+      </w:pPr>
+      <w:r>
+        <w:rPr>
+          <w:b/>
+        </w:rPr>
+        <w:t xml:space="preserve">Why it matters.</w:t>
+      </w:r>
+      <w:r>
+        <w:t xml:space="preserve"> A small initiative that had to fill in thirty templates would end up not being registered. The living record keeps in a single document everything the core requires and an audit asks to see, without asking for anything twice.</w:t>
+      </w:r>
+    </w:p>
+    <w:p>
+      <w:pPr>
+        <w:pStyle w:val="Separador"/>
+      </w:pPr>
+    </w:p>
+    <w:p>
+      <w:pPr>
+        <w:pStyle w:val="Heading1"/>
+      </w:pPr>
+      <w:r>
+        <w:t xml:space="preserve">15. Version control</w:t>
+      </w:r>
+    </w:p>
+    <w:p>
+      <w:r>
+        <w:rPr>
+          <w:b/>
+        </w:rPr>
+        <w:t xml:space="preserve">Completed document</w:t>
+      </w:r>
+    </w:p>
+    <w:tbl>
+      <w:tblPr>
+        <w:tblStyle w:val="TablaSG"/>
+        <w:tblW w:w="5000" w:type="pct"/>
+        <w:tblLayout w:type="autofit"/>
+        <w:tblLook w:val="04A0" w:firstRow="1" w:lastRow="0" w:firstColumn="0" w:lastColumn="0" w:noHBand="1" w:noVBand="1"/>
+      </w:tblPr>
+      <w:tblGrid>
+        <w:gridCol w:w="2410"/>
+        <w:gridCol w:w="2410"/>
+        <w:gridCol w:w="2410"/>
+        <w:gridCol w:w="2410"/>
+      </w:tblGrid>
+      <w:tr>
+        <w:trPr>
+          <w:tblHeader/>
+        </w:trPr>
+        <w:tc>
+          <w:tcPr>
+            <w:tcW w:w="2410" w:type="dxa"/>
+            <w:shd w:val="clear" w:color="auto" w:fill="F2DFCE"/>
+          </w:tcPr>
+          <w:p>
+            <w:pPr>
+              <w:pStyle w:val="Celda"/>
+            </w:pPr>
+            <w:r>
+              <w:rPr>
+                <w:b/>
+              </w:rPr>
               <w:t xml:space="preserve">Version</w:t>
             </w:r>
           </w:p>
@@ -5052,6 +5689,47 @@
             </w:pPr>
             <w:r>
               <w:t xml:space="preserve">First version. Structure aligned with 01 §6.2 and with the controlled taxonomy of 03 §3.3.</w:t>
+            </w:r>
+          </w:p>
+        </w:tc>
+      </w:tr>
+      <w:tr>
+        <w:tc>
+          <w:tcPr>
+            <w:tcW w:w="3213" w:type="dxa"/>
+          </w:tcPr>
+          <w:p>
+            <w:pPr>
+              <w:pStyle w:val="Celda"/>
+            </w:pPr>
+            <w:r>
+              <w:t xml:space="preserve">0.2</w:t>
+            </w:r>
+          </w:p>
+        </w:tc>
+        <w:tc>
+          <w:tcPr>
+            <w:tcW w:w="3213" w:type="dxa"/>
+          </w:tcPr>
+          <w:p>
+            <w:pPr>
+              <w:pStyle w:val="Celda"/>
+            </w:pPr>
+            <w:r>
+              <w:t xml:space="preserve">01-10-2026</w:t>
+            </w:r>
+          </w:p>
+        </w:tc>
+        <w:tc>
+          <w:tcPr>
+            <w:tcW w:w="3213" w:type="dxa"/>
+          </w:tcPr>
+          <w:p>
+            <w:pPr>
+              <w:pStyle w:val="Celda"/>
+            </w:pPr>
+            <w:r>
+              <w:t xml:space="preserve">New section 14, living record of Express initiatives (01 §9.4), which replaces the templates of phases 0 to 5 with the criteria of the reduced list (21 §2.5).</w:t>
             </w:r>
           </w:p>
         </w:tc>
